--- a/public/downloads/Abdalrahman_ElGazzawi_General_CV.docx
+++ b/public/downloads/Abdalrahman_ElGazzawi_General_CV.docx
@@ -32,7 +32,7 @@
           <w:sz w:val="19"/>
           <w:szCs w:val="19"/>
         </w:rPr>
-        <w:t xml:space="preserve">Commercial Partnerships  ·  Account Management  ·  Campaign Operations</w:t>
+        <w:t>Commercial Partnerships  ·  Sponsor Activation  ·  Account Management  ·  Campaign Operations</w:t>
       </w:r>
     </w:p>
     <w:p>
@@ -143,7 +143,7 @@
           <w:sz w:val="19"/>
           <w:szCs w:val="19"/>
         </w:rPr>
-        <w:t xml:space="preserve"> — from proposals and rights packaging to partner coordination, workflow systems, and proof of delivery. </w:t>
+        <w:t xml:space="preserve">: proposals and rights packaging, partner coordination, sponsor activation, workflow systems, and proof of delivery. </w:t>
       </w:r>
       <w:r>
         <w:rPr>
@@ -163,7 +163,7 @@
           <w:sz w:val="19"/>
           <w:szCs w:val="19"/>
         </w:rPr>
-        <w:t xml:space="preserve"> across esports, sports, entertainment, agencies, tech brands, and MENA market activations. </w:t>
+        <w:t xml:space="preserve"> across esports, sports, entertainment, agencies, tech brands, and MENA market activations. Bilingual Arabic / English. </w:t>
       </w:r>
       <w:r>
         <w:rPr>
@@ -183,7 +183,7 @@
           <w:sz w:val="19"/>
           <w:szCs w:val="19"/>
         </w:rPr>
-        <w:t xml:space="preserve"> in Riyadh, GCC, Remote, or Global.</w:t>
+        <w:t xml:space="preserve"> in partnerships, sponsor activation, and account management: Riyadh, GCC, Remote, or Global.</w:t>
       </w:r>
     </w:p>
     <w:tbl>
@@ -591,25 +591,25 @@
           <w:sz w:val="20"/>
           <w:szCs w:val="20"/>
         </w:rPr>
-        <w:t xml:space="preserve">Team Falcons</w:t>
-      </w:r>
-      <w:r>
-        <w:rPr>
-          <w:rFonts w:ascii="Arial" w:cs="Arial" w:eastAsia="Arial" w:hAnsi="Arial"/>
-          <w:color w:val="555555"/>
-          <w:sz w:val="20"/>
-          <w:szCs w:val="20"/>
-        </w:rPr>
-        <w:t xml:space="preserve">  —  </w:t>
-      </w:r>
-      <w:r>
-        <w:rPr>
-          <w:rFonts w:ascii="Arial" w:cs="Arial" w:eastAsia="Arial" w:hAnsi="Arial"/>
-          <w:color w:val="1A1A1A"/>
-          <w:sz w:val="20"/>
-          <w:szCs w:val="20"/>
-        </w:rPr>
-        <w:t xml:space="preserve">Commercial Partnerships Consultant, Fixed-Term Contract</w:t>
+        <w:t>Team Falcons</w:t>
+      </w:r>
+      <w:r>
+        <w:rPr>
+          <w:rFonts w:ascii="Arial" w:cs="Arial" w:eastAsia="Arial" w:hAnsi="Arial"/>
+          <w:color w:val="555555"/>
+          <w:sz w:val="20"/>
+          <w:szCs w:val="20"/>
+        </w:rPr>
+        <w:t xml:space="preserve">  ·  </w:t>
+      </w:r>
+      <w:r>
+        <w:rPr>
+          <w:rFonts w:ascii="Arial" w:cs="Arial" w:eastAsia="Arial" w:hAnsi="Arial"/>
+          <w:color w:val="1A1A1A"/>
+          <w:sz w:val="20"/>
+          <w:szCs w:val="20"/>
+        </w:rPr>
+        <w:t>Commercial Partnerships Consultant, Fixed-Term Contract</w:t>
       </w:r>
       <w:r>
         <w:rPr>
@@ -628,7 +628,7 @@
           <w:sz w:val="18"/>
           <w:szCs w:val="18"/>
         </w:rPr>
-        <w:t xml:space="preserve">Feb 2026 — May 2026</w:t>
+        <w:t>Feb 2026 to May 2026</w:t>
       </w:r>
     </w:p>
     <w:p>
@@ -761,7 +761,7 @@
           <w:sz w:val="18"/>
           <w:szCs w:val="18"/>
         </w:rPr>
-        <w:t xml:space="preserve"> — creator briefs, bilingual EN/AR copy, product seeding, agency timelines, approvals, launch readiness.</w:t>
+        <w:t>: creator briefs, bilingual EN/AR copy, product seeding, agency timelines, approvals, launch readiness.</w:t>
       </w:r>
     </w:p>
     <w:p>
@@ -819,25 +819,25 @@
           <w:sz w:val="20"/>
           <w:szCs w:val="20"/>
         </w:rPr>
-        <w:t xml:space="preserve">GLG (Gerson Lehrman Group)</w:t>
-      </w:r>
-      <w:r>
-        <w:rPr>
-          <w:rFonts w:ascii="Arial" w:cs="Arial" w:eastAsia="Arial" w:hAnsi="Arial"/>
-          <w:color w:val="555555"/>
-          <w:sz w:val="20"/>
-          <w:szCs w:val="20"/>
-        </w:rPr>
-        <w:t xml:space="preserve">  —  </w:t>
-      </w:r>
-      <w:r>
-        <w:rPr>
-          <w:rFonts w:ascii="Arial" w:cs="Arial" w:eastAsia="Arial" w:hAnsi="Arial"/>
-          <w:color w:val="1A1A1A"/>
-          <w:sz w:val="20"/>
-          <w:szCs w:val="20"/>
-        </w:rPr>
-        <w:t xml:space="preserve">Council Member — Gaming, Esports &amp; AI</w:t>
+        <w:t>GLG (Gerson Lehrman Group)</w:t>
+      </w:r>
+      <w:r>
+        <w:rPr>
+          <w:rFonts w:ascii="Arial" w:cs="Arial" w:eastAsia="Arial" w:hAnsi="Arial"/>
+          <w:color w:val="555555"/>
+          <w:sz w:val="20"/>
+          <w:szCs w:val="20"/>
+        </w:rPr>
+        <w:t xml:space="preserve">  ·  </w:t>
+      </w:r>
+      <w:r>
+        <w:rPr>
+          <w:rFonts w:ascii="Arial" w:cs="Arial" w:eastAsia="Arial" w:hAnsi="Arial"/>
+          <w:color w:val="1A1A1A"/>
+          <w:sz w:val="20"/>
+          <w:szCs w:val="20"/>
+        </w:rPr>
+        <w:t>Council Member, Gaming, Esports &amp; AI</w:t>
       </w:r>
       <w:r>
         <w:rPr>
@@ -856,7 +856,7 @@
           <w:sz w:val="18"/>
           <w:szCs w:val="18"/>
         </w:rPr>
-        <w:t xml:space="preserve">Apr 2025 — Present</w:t>
+        <w:t>Apr 2025 to Present</w:t>
       </w:r>
     </w:p>
     <w:p>
@@ -910,25 +910,25 @@
           <w:sz w:val="20"/>
           <w:szCs w:val="20"/>
         </w:rPr>
-        <w:t xml:space="preserve">SPORTFIVE</w:t>
-      </w:r>
-      <w:r>
-        <w:rPr>
-          <w:rFonts w:ascii="Arial" w:cs="Arial" w:eastAsia="Arial" w:hAnsi="Arial"/>
-          <w:color w:val="555555"/>
-          <w:sz w:val="20"/>
-          <w:szCs w:val="20"/>
-        </w:rPr>
-        <w:t xml:space="preserve">  —  </w:t>
-      </w:r>
-      <w:r>
-        <w:rPr>
-          <w:rFonts w:ascii="Arial" w:cs="Arial" w:eastAsia="Arial" w:hAnsi="Arial"/>
-          <w:color w:val="1A1A1A"/>
-          <w:sz w:val="20"/>
-          <w:szCs w:val="20"/>
-        </w:rPr>
-        <w:t xml:space="preserve">Consultant — Senior Account Management</w:t>
+        <w:t>SPORTFIVE</w:t>
+      </w:r>
+      <w:r>
+        <w:rPr>
+          <w:rFonts w:ascii="Arial" w:cs="Arial" w:eastAsia="Arial" w:hAnsi="Arial"/>
+          <w:color w:val="555555"/>
+          <w:sz w:val="20"/>
+          <w:szCs w:val="20"/>
+        </w:rPr>
+        <w:t xml:space="preserve">  ·  </w:t>
+      </w:r>
+      <w:r>
+        <w:rPr>
+          <w:rFonts w:ascii="Arial" w:cs="Arial" w:eastAsia="Arial" w:hAnsi="Arial"/>
+          <w:color w:val="1A1A1A"/>
+          <w:sz w:val="20"/>
+          <w:szCs w:val="20"/>
+        </w:rPr>
+        <w:t>Consultant, Senior Account Management</w:t>
       </w:r>
       <w:r>
         <w:rPr>
@@ -947,7 +947,7 @@
           <w:sz w:val="18"/>
           <w:szCs w:val="18"/>
         </w:rPr>
-        <w:t xml:space="preserve">Apr 2024 — Dec 2024 · 9 months</w:t>
+        <w:t>Apr 2024 to Dec 2024 · 9 months</w:t>
       </w:r>
     </w:p>
     <w:p>
@@ -1159,25 +1159,25 @@
           <w:sz w:val="20"/>
           <w:szCs w:val="20"/>
         </w:rPr>
-        <w:t xml:space="preserve">True Gaming</w:t>
-      </w:r>
-      <w:r>
-        <w:rPr>
-          <w:rFonts w:ascii="Arial" w:cs="Arial" w:eastAsia="Arial" w:hAnsi="Arial"/>
-          <w:color w:val="555555"/>
-          <w:sz w:val="20"/>
-          <w:szCs w:val="20"/>
-        </w:rPr>
-        <w:t xml:space="preserve">  —  </w:t>
-      </w:r>
-      <w:r>
-        <w:rPr>
-          <w:rFonts w:ascii="Arial" w:cs="Arial" w:eastAsia="Arial" w:hAnsi="Arial"/>
-          <w:color w:val="1A1A1A"/>
-          <w:sz w:val="20"/>
-          <w:szCs w:val="20"/>
-        </w:rPr>
-        <w:t xml:space="preserve">Project Manager · Business Development</w:t>
+        <w:t>True Gaming</w:t>
+      </w:r>
+      <w:r>
+        <w:rPr>
+          <w:rFonts w:ascii="Arial" w:cs="Arial" w:eastAsia="Arial" w:hAnsi="Arial"/>
+          <w:color w:val="555555"/>
+          <w:sz w:val="20"/>
+          <w:szCs w:val="20"/>
+        </w:rPr>
+        <w:t xml:space="preserve">  ·  </w:t>
+      </w:r>
+      <w:r>
+        <w:rPr>
+          <w:rFonts w:ascii="Arial" w:cs="Arial" w:eastAsia="Arial" w:hAnsi="Arial"/>
+          <w:color w:val="1A1A1A"/>
+          <w:sz w:val="20"/>
+          <w:szCs w:val="20"/>
+        </w:rPr>
+        <w:t>Project Manager · Business Development</w:t>
       </w:r>
       <w:r>
         <w:rPr>
@@ -1196,7 +1196,7 @@
           <w:sz w:val="18"/>
           <w:szCs w:val="18"/>
         </w:rPr>
-        <w:t xml:space="preserve">Aug 2023 — Apr 2024 · 9 months</w:t>
+        <w:t>Aug 2023 to Apr 2024 · 9 months</w:t>
       </w:r>
     </w:p>
     <w:p>
@@ -1310,25 +1310,25 @@
           <w:sz w:val="20"/>
           <w:szCs w:val="20"/>
         </w:rPr>
-        <w:t xml:space="preserve">Vanguard</w:t>
-      </w:r>
-      <w:r>
-        <w:rPr>
-          <w:rFonts w:ascii="Arial" w:cs="Arial" w:eastAsia="Arial" w:hAnsi="Arial"/>
-          <w:color w:val="555555"/>
-          <w:sz w:val="20"/>
-          <w:szCs w:val="20"/>
-        </w:rPr>
-        <w:t xml:space="preserve">  —  </w:t>
-      </w:r>
-      <w:r>
-        <w:rPr>
-          <w:rFonts w:ascii="Arial" w:cs="Arial" w:eastAsia="Arial" w:hAnsi="Arial"/>
-          <w:color w:val="1A1A1A"/>
-          <w:sz w:val="20"/>
-          <w:szCs w:val="20"/>
-        </w:rPr>
-        <w:t xml:space="preserve">Esports Specialist — Gamers8 / Saudi Esports League</w:t>
+        <w:t>Vanguard</w:t>
+      </w:r>
+      <w:r>
+        <w:rPr>
+          <w:rFonts w:ascii="Arial" w:cs="Arial" w:eastAsia="Arial" w:hAnsi="Arial"/>
+          <w:color w:val="555555"/>
+          <w:sz w:val="20"/>
+          <w:szCs w:val="20"/>
+        </w:rPr>
+        <w:t xml:space="preserve">  ·  </w:t>
+      </w:r>
+      <w:r>
+        <w:rPr>
+          <w:rFonts w:ascii="Arial" w:cs="Arial" w:eastAsia="Arial" w:hAnsi="Arial"/>
+          <w:color w:val="1A1A1A"/>
+          <w:sz w:val="20"/>
+          <w:szCs w:val="20"/>
+        </w:rPr>
+        <w:t>Esports Specialist, Gamers8 / Saudi Esports League</w:t>
       </w:r>
       <w:r>
         <w:rPr>
@@ -1347,7 +1347,7 @@
           <w:sz w:val="18"/>
           <w:szCs w:val="18"/>
         </w:rPr>
-        <w:t xml:space="preserve">May — Jul 2023 · 3 mo</w:t>
+        <w:t>May to Jul 2023 · 3 mo</w:t>
       </w:r>
     </w:p>
     <w:p>
@@ -1430,25 +1430,25 @@
           <w:sz w:val="20"/>
           <w:szCs w:val="20"/>
         </w:rPr>
-        <w:t xml:space="preserve">Mobalytics</w:t>
-      </w:r>
-      <w:r>
-        <w:rPr>
-          <w:rFonts w:ascii="Arial" w:cs="Arial" w:eastAsia="Arial" w:hAnsi="Arial"/>
-          <w:color w:val="555555"/>
-          <w:sz w:val="20"/>
-          <w:szCs w:val="20"/>
-        </w:rPr>
-        <w:t xml:space="preserve">  —  </w:t>
-      </w:r>
-      <w:r>
-        <w:rPr>
-          <w:rFonts w:ascii="Arial" w:cs="Arial" w:eastAsia="Arial" w:hAnsi="Arial"/>
-          <w:color w:val="1A1A1A"/>
-          <w:sz w:val="20"/>
-          <w:szCs w:val="20"/>
-        </w:rPr>
-        <w:t xml:space="preserve">Gaming Specialist — Content &amp; SEO</w:t>
+        <w:t>Mobalytics</w:t>
+      </w:r>
+      <w:r>
+        <w:rPr>
+          <w:rFonts w:ascii="Arial" w:cs="Arial" w:eastAsia="Arial" w:hAnsi="Arial"/>
+          <w:color w:val="555555"/>
+          <w:sz w:val="20"/>
+          <w:szCs w:val="20"/>
+        </w:rPr>
+        <w:t xml:space="preserve">  ·  </w:t>
+      </w:r>
+      <w:r>
+        <w:rPr>
+          <w:rFonts w:ascii="Arial" w:cs="Arial" w:eastAsia="Arial" w:hAnsi="Arial"/>
+          <w:color w:val="1A1A1A"/>
+          <w:sz w:val="20"/>
+          <w:szCs w:val="20"/>
+        </w:rPr>
+        <w:t>Gaming Specialist, Content &amp; SEO</w:t>
       </w:r>
       <w:r>
         <w:rPr>
@@ -1467,7 +1467,7 @@
           <w:sz w:val="18"/>
           <w:szCs w:val="18"/>
         </w:rPr>
-        <w:t xml:space="preserve">Feb — Sep 2022 · 8 mo</w:t>
+        <w:t>Feb to Sep 2022 · 8 mo</w:t>
       </w:r>
     </w:p>
     <w:p>
@@ -1486,7 +1486,7 @@
           <w:sz w:val="18"/>
           <w:szCs w:val="18"/>
         </w:rPr>
-        <w:t xml:space="preserve">Lifted SEO performance through deep-dive game guides — Lost Ark vertical content strategy; organic-reach growth on guide-driven content.</w:t>
+        <w:t>Lifted SEO performance through deep-dive game guides (Lost Ark vertical content strategy); organic-reach growth on guide-driven content.</w:t>
       </w:r>
     </w:p>
     <w:p>
@@ -1505,25 +1505,25 @@
           <w:sz w:val="20"/>
           <w:szCs w:val="20"/>
         </w:rPr>
-        <w:t xml:space="preserve">Telecom Egypt</w:t>
-      </w:r>
-      <w:r>
-        <w:rPr>
-          <w:rFonts w:ascii="Arial" w:cs="Arial" w:eastAsia="Arial" w:hAnsi="Arial"/>
-          <w:color w:val="555555"/>
-          <w:sz w:val="20"/>
-          <w:szCs w:val="20"/>
-        </w:rPr>
-        <w:t xml:space="preserve">  —  </w:t>
-      </w:r>
-      <w:r>
-        <w:rPr>
-          <w:rFonts w:ascii="Arial" w:cs="Arial" w:eastAsia="Arial" w:hAnsi="Arial"/>
-          <w:color w:val="1A1A1A"/>
-          <w:sz w:val="20"/>
-          <w:szCs w:val="20"/>
-        </w:rPr>
-        <w:t xml:space="preserve">Esports Specialist — Operations (RA’AD)</w:t>
+        <w:t>Telecom Egypt</w:t>
+      </w:r>
+      <w:r>
+        <w:rPr>
+          <w:rFonts w:ascii="Arial" w:cs="Arial" w:eastAsia="Arial" w:hAnsi="Arial"/>
+          <w:color w:val="555555"/>
+          <w:sz w:val="20"/>
+          <w:szCs w:val="20"/>
+        </w:rPr>
+        <w:t xml:space="preserve">  ·  </w:t>
+      </w:r>
+      <w:r>
+        <w:rPr>
+          <w:rFonts w:ascii="Arial" w:cs="Arial" w:eastAsia="Arial" w:hAnsi="Arial"/>
+          <w:color w:val="1A1A1A"/>
+          <w:sz w:val="20"/>
+          <w:szCs w:val="20"/>
+        </w:rPr>
+        <w:t>Esports Specialist, Operations (RA’AD)</w:t>
       </w:r>
       <w:r>
         <w:rPr>
@@ -1542,7 +1542,7 @@
           <w:sz w:val="18"/>
           <w:szCs w:val="18"/>
         </w:rPr>
-        <w:t xml:space="preserve">Mar — Oct 2021 · 8 mo</w:t>
+        <w:t>Mar to Oct 2021 · 8 mo</w:t>
       </w:r>
     </w:p>
     <w:p>
@@ -1616,25 +1616,25 @@
           <w:sz w:val="20"/>
           <w:szCs w:val="20"/>
         </w:rPr>
-        <w:t xml:space="preserve">Sevan Jewelry</w:t>
-      </w:r>
-      <w:r>
-        <w:rPr>
-          <w:rFonts w:ascii="Arial" w:cs="Arial" w:eastAsia="Arial" w:hAnsi="Arial"/>
-          <w:color w:val="555555"/>
-          <w:sz w:val="20"/>
-          <w:szCs w:val="20"/>
-        </w:rPr>
-        <w:t xml:space="preserve">  —  </w:t>
-      </w:r>
-      <w:r>
-        <w:rPr>
-          <w:rFonts w:ascii="Arial" w:cs="Arial" w:eastAsia="Arial" w:hAnsi="Arial"/>
-          <w:color w:val="1A1A1A"/>
-          <w:sz w:val="20"/>
-          <w:szCs w:val="20"/>
-        </w:rPr>
-        <w:t xml:space="preserve">Marketing Operations Specialist</w:t>
+        <w:t>Sevan Jewelry</w:t>
+      </w:r>
+      <w:r>
+        <w:rPr>
+          <w:rFonts w:ascii="Arial" w:cs="Arial" w:eastAsia="Arial" w:hAnsi="Arial"/>
+          <w:color w:val="555555"/>
+          <w:sz w:val="20"/>
+          <w:szCs w:val="20"/>
+        </w:rPr>
+        <w:t xml:space="preserve">  ·  </w:t>
+      </w:r>
+      <w:r>
+        <w:rPr>
+          <w:rFonts w:ascii="Arial" w:cs="Arial" w:eastAsia="Arial" w:hAnsi="Arial"/>
+          <w:color w:val="1A1A1A"/>
+          <w:sz w:val="20"/>
+          <w:szCs w:val="20"/>
+        </w:rPr>
+        <w:t>Marketing Operations Specialist</w:t>
       </w:r>
       <w:r>
         <w:rPr>
@@ -1653,7 +1653,7 @@
           <w:sz w:val="18"/>
           <w:szCs w:val="18"/>
         </w:rPr>
-        <w:t xml:space="preserve">Jan 2020 — Mar 2021</w:t>
+        <w:t>Jan 2020 to Mar 2021</w:t>
       </w:r>
     </w:p>
     <w:p>
@@ -1691,25 +1691,25 @@
           <w:sz w:val="20"/>
           <w:szCs w:val="20"/>
         </w:rPr>
-        <w:t xml:space="preserve">Shanghai Wanyoo Information Technology Co. Ltd</w:t>
-      </w:r>
-      <w:r>
-        <w:rPr>
-          <w:rFonts w:ascii="Arial" w:cs="Arial" w:eastAsia="Arial" w:hAnsi="Arial"/>
-          <w:color w:val="555555"/>
-          <w:sz w:val="20"/>
-          <w:szCs w:val="20"/>
-        </w:rPr>
-        <w:t xml:space="preserve">  —  </w:t>
-      </w:r>
-      <w:r>
-        <w:rPr>
-          <w:rFonts w:ascii="Arial" w:cs="Arial" w:eastAsia="Arial" w:hAnsi="Arial"/>
-          <w:color w:val="1A1A1A"/>
-          <w:sz w:val="20"/>
-          <w:szCs w:val="20"/>
-        </w:rPr>
-        <w:t xml:space="preserve">Business Development Specialist</w:t>
+        <w:t>Shanghai Wanyoo Information Technology</w:t>
+      </w:r>
+      <w:r>
+        <w:rPr>
+          <w:rFonts w:ascii="Arial" w:cs="Arial" w:eastAsia="Arial" w:hAnsi="Arial"/>
+          <w:color w:val="555555"/>
+          <w:sz w:val="20"/>
+          <w:szCs w:val="20"/>
+        </w:rPr>
+        <w:t xml:space="preserve">  ·  </w:t>
+      </w:r>
+      <w:r>
+        <w:rPr>
+          <w:rFonts w:ascii="Arial" w:cs="Arial" w:eastAsia="Arial" w:hAnsi="Arial"/>
+          <w:color w:val="1A1A1A"/>
+          <w:sz w:val="20"/>
+          <w:szCs w:val="20"/>
+        </w:rPr>
+        <w:t>Business Development Specialist</w:t>
       </w:r>
       <w:r>
         <w:rPr>
@@ -1728,7 +1728,7 @@
           <w:sz w:val="18"/>
           <w:szCs w:val="18"/>
         </w:rPr>
-        <w:t xml:space="preserve">Mar 2017 — Sep 2018</w:t>
+        <w:t>Mar 2017 to Sep 2018</w:t>
       </w:r>
     </w:p>
     <w:p>
@@ -1802,25 +1802,25 @@
           <w:sz w:val="20"/>
           <w:szCs w:val="20"/>
         </w:rPr>
-        <w:t xml:space="preserve">S2 Games, LLC</w:t>
-      </w:r>
-      <w:r>
-        <w:rPr>
-          <w:rFonts w:ascii="Arial" w:cs="Arial" w:eastAsia="Arial" w:hAnsi="Arial"/>
-          <w:color w:val="555555"/>
-          <w:sz w:val="20"/>
-          <w:szCs w:val="20"/>
-        </w:rPr>
-        <w:t xml:space="preserve">  —  </w:t>
-      </w:r>
-      <w:r>
-        <w:rPr>
-          <w:rFonts w:ascii="Arial" w:cs="Arial" w:eastAsia="Arial" w:hAnsi="Arial"/>
-          <w:color w:val="1A1A1A"/>
-          <w:sz w:val="20"/>
-          <w:szCs w:val="20"/>
-        </w:rPr>
-        <w:t xml:space="preserve">Prime Beta Tester · QA Lead</w:t>
+        <w:t>S2 Games, LLC</w:t>
+      </w:r>
+      <w:r>
+        <w:rPr>
+          <w:rFonts w:ascii="Arial" w:cs="Arial" w:eastAsia="Arial" w:hAnsi="Arial"/>
+          <w:color w:val="555555"/>
+          <w:sz w:val="20"/>
+          <w:szCs w:val="20"/>
+        </w:rPr>
+        <w:t xml:space="preserve">  ·  </w:t>
+      </w:r>
+      <w:r>
+        <w:rPr>
+          <w:rFonts w:ascii="Arial" w:cs="Arial" w:eastAsia="Arial" w:hAnsi="Arial"/>
+          <w:color w:val="1A1A1A"/>
+          <w:sz w:val="20"/>
+          <w:szCs w:val="20"/>
+        </w:rPr>
+        <w:t>Prime Beta Tester · QA Lead</w:t>
       </w:r>
       <w:r>
         <w:rPr>
@@ -1839,7 +1839,7 @@
           <w:sz w:val="18"/>
           <w:szCs w:val="18"/>
         </w:rPr>
-        <w:t xml:space="preserve">Mar 2015 — Apr 2017</w:t>
+        <w:t>Mar 2015 to Apr 2017</w:t>
       </w:r>
     </w:p>
     <w:p>
@@ -1897,25 +1897,25 @@
           <w:sz w:val="20"/>
           <w:szCs w:val="20"/>
         </w:rPr>
-        <w:t xml:space="preserve">Adrenaline</w:t>
-      </w:r>
-      <w:r>
-        <w:rPr>
-          <w:rFonts w:ascii="Arial" w:cs="Arial" w:eastAsia="Arial" w:hAnsi="Arial"/>
-          <w:color w:val="555555"/>
-          <w:sz w:val="20"/>
-          <w:szCs w:val="20"/>
-        </w:rPr>
-        <w:t xml:space="preserve">  —  </w:t>
-      </w:r>
-      <w:r>
-        <w:rPr>
-          <w:rFonts w:ascii="Arial" w:cs="Arial" w:eastAsia="Arial" w:hAnsi="Arial"/>
-          <w:color w:val="1A1A1A"/>
-          <w:sz w:val="20"/>
-          <w:szCs w:val="20"/>
-        </w:rPr>
-        <w:t xml:space="preserve">Internet Cafe Admin</w:t>
+        <w:t>Adrenaline</w:t>
+      </w:r>
+      <w:r>
+        <w:rPr>
+          <w:rFonts w:ascii="Arial" w:cs="Arial" w:eastAsia="Arial" w:hAnsi="Arial"/>
+          <w:color w:val="555555"/>
+          <w:sz w:val="20"/>
+          <w:szCs w:val="20"/>
+        </w:rPr>
+        <w:t xml:space="preserve">  ·  </w:t>
+      </w:r>
+      <w:r>
+        <w:rPr>
+          <w:rFonts w:ascii="Arial" w:cs="Arial" w:eastAsia="Arial" w:hAnsi="Arial"/>
+          <w:color w:val="1A1A1A"/>
+          <w:sz w:val="20"/>
+          <w:szCs w:val="20"/>
+        </w:rPr>
+        <w:t>Internet Cafe Admin</w:t>
       </w:r>
       <w:r>
         <w:rPr>
@@ -1934,7 +1934,7 @@
           <w:sz w:val="18"/>
           <w:szCs w:val="18"/>
         </w:rPr>
-        <w:t xml:space="preserve">2012 — 2014</w:t>
+        <w:t>2012 to 2014</w:t>
       </w:r>
     </w:p>
     <w:p>
@@ -1991,16 +1991,16 @@
           <w:sz w:val="18"/>
           <w:szCs w:val="18"/>
         </w:rPr>
-        <w:t xml:space="preserve">Universitat Autònoma de Barcelona</w:t>
-      </w:r>
-      <w:r>
-        <w:rPr>
-          <w:rFonts w:ascii="Arial" w:cs="Arial" w:eastAsia="Arial" w:hAnsi="Arial"/>
-          <w:color w:val="555555"/>
-          <w:sz w:val="18"/>
-          <w:szCs w:val="18"/>
-        </w:rPr>
-        <w:t xml:space="preserve"> — BA, Communication and Media Studies</w:t>
+        <w:t>Universitat Autònoma de Barcelona</w:t>
+      </w:r>
+      <w:r>
+        <w:rPr>
+          <w:rFonts w:ascii="Arial" w:cs="Arial" w:eastAsia="Arial" w:hAnsi="Arial"/>
+          <w:color w:val="555555"/>
+          <w:sz w:val="18"/>
+          <w:szCs w:val="18"/>
+        </w:rPr>
+        <w:t>, BA, Communication and Media Studies</w:t>
       </w:r>
     </w:p>
     <w:p>
@@ -2021,16 +2021,16 @@
           <w:sz w:val="18"/>
           <w:szCs w:val="18"/>
         </w:rPr>
-        <w:t xml:space="preserve">Arab Academy for Science, Technology and Maritime Transport</w:t>
-      </w:r>
-      <w:r>
-        <w:rPr>
-          <w:rFonts w:ascii="Arial" w:cs="Arial" w:eastAsia="Arial" w:hAnsi="Arial"/>
-          <w:color w:val="555555"/>
-          <w:sz w:val="18"/>
-          <w:szCs w:val="18"/>
-        </w:rPr>
-        <w:t xml:space="preserve"> — BA, Mass Communication / Media Studies</w:t>
+        <w:t>Arab Academy for Science, Technology and Maritime Transport</w:t>
+      </w:r>
+      <w:r>
+        <w:rPr>
+          <w:rFonts w:ascii="Arial" w:cs="Arial" w:eastAsia="Arial" w:hAnsi="Arial"/>
+          <w:color w:val="555555"/>
+          <w:sz w:val="18"/>
+          <w:szCs w:val="18"/>
+        </w:rPr>
+        <w:t>, BA, Mass Communication / Media Studies</w:t>
       </w:r>
     </w:p>
     <w:p>
@@ -2051,16 +2051,16 @@
           <w:sz w:val="18"/>
           <w:szCs w:val="18"/>
         </w:rPr>
-        <w:t xml:space="preserve">DM Arts Academy</w:t>
-      </w:r>
-      <w:r>
-        <w:rPr>
-          <w:rFonts w:ascii="Arial" w:cs="Arial" w:eastAsia="Arial" w:hAnsi="Arial"/>
-          <w:color w:val="555555"/>
-          <w:sz w:val="18"/>
-          <w:szCs w:val="18"/>
-        </w:rPr>
-        <w:t xml:space="preserve"> — Diploma, Marketing (2019 — 2020)</w:t>
+        <w:t>DM Arts Academy</w:t>
+      </w:r>
+      <w:r>
+        <w:rPr>
+          <w:rFonts w:ascii="Arial" w:cs="Arial" w:eastAsia="Arial" w:hAnsi="Arial"/>
+          <w:color w:val="555555"/>
+          <w:sz w:val="18"/>
+          <w:szCs w:val="18"/>
+        </w:rPr>
+        <w:t>, Diploma, Marketing (2019 to 2020)</w:t>
       </w:r>
     </w:p>
     <w:p>
@@ -2130,7 +2130,7 @@
           <w:sz w:val="18"/>
           <w:szCs w:val="18"/>
         </w:rPr>
-        <w:t xml:space="preserve">Commercial partnerships · Sponsorship sales · Partnership architecture · Pricing logic · Rights packaging · Negotiation · Account management</w:t>
+        <w:t>Commercial partnerships · Sponsor activation · Rights fulfillment · Sponsorship sales · Partnership architecture · Pricing logic · Rights packaging · Negotiation · Account management</w:t>
       </w:r>
     </w:p>
     <w:p>
